--- a/docs/ML and Engine.docx
+++ b/docs/ML and Engine.docx
@@ -50121,6 +50121,11 @@
         </w:tc>
       </w:tr>
     </w:tbl>
+    <w:p>
+      <w:r>
+        <w:t>An interactive terminal test bench (python/ml_menu.py, launched via scripts/runML.bat) is implemented for isolated inspection, verification, and benchmarking of the Machine Learning Threat Engine. This CLI allows developers to inspect model architecture, scaler calibration, and decision thresholds; execute single-flow inferences using curated attack presets (benign, DoS, port scan, brute force) or custom telemetry input; simulate 50-packet time-series attack scenarios with real-time ASCII and optional interactive Matplotlib timeline plots; inspect anomaly score distributions across calibrated decision boundaries; retrain models with synthetic dev datasets; run the full 58-test pytest validation suite; and launch the live FastAPI microservice on port 5000.</w:t>
+      </w:r>
+    </w:p>
     <w:p>
       <w:pPr>
         <w:pStyle w:val="Heading2"/>
